--- a/librarii/standard/algorithm/sort().docx
+++ b/librarii/standard/algorithm/sort().docx
@@ -46,7 +46,19 @@
       </w:pPr>
       <w:r>
         <w:rPr/>
-        <w:t>Daca vrei sa ii dai o functie de comparare, trebuie sa te gandesti in context “true, false” daca sa faca schimbare.</w:t>
+        <w:t>Daca vrei sa ii dai o functie de comparare, trebuie sa te gandesti in context “</w:t>
+      </w:r>
+      <w:r>
+        <w:rPr/>
+        <w:t>false"</w:t>
+      </w:r>
+      <w:r>
+        <w:rPr/>
+        <w:t xml:space="preserve"> daca sa faca schimbare.</w:t>
+      </w:r>
+      <w:r>
+        <w:rPr/>
+        <w:t xml:space="preserve"> (daca expresia se evalueaza la "true", nu se face schimbare, altfel se face schimbare.)</w:t>
       </w:r>
     </w:p>
     <w:p>
@@ -719,6 +731,7 @@
     <w:qFormat/>
     <w:pPr>
       <w:widowControl/>
+      <w:suppressAutoHyphens w:val="true"/>
       <w:bidi w:val="0"/>
       <w:spacing w:lineRule="auto" w:line="276" w:before="0" w:after="160"/>
       <w:jc w:val="left"/>
